--- a/doc/templates/Orzamento_PROXECTO_Ricardo_Santos_Ren.docx
+++ b/doc/templates/Orzamento_PROXECTO_Ricardo_Santos_Ren.docx
@@ -2554,7 +2554,7 @@
                 <w:szCs w:val="28"/>
                 <w:rtl w:val="0"/>
               </w:rPr>
-              <w:t xml:space="preserve">2000.00</w:t>
+              <w:t xml:space="preserve">20000.00</w:t>
             </w:r>
           </w:p>
         </w:tc>

--- a/doc/templates/Orzamento_PROXECTO_Ricardo_Santos_Ren.docx
+++ b/doc/templates/Orzamento_PROXECTO_Ricardo_Santos_Ren.docx
@@ -224,7 +224,7 @@
           <w:rtl w:val="0"/>
         </w:rPr>
         <w:tab/>
-        <w:t xml:space="preserve">Para desarrollar este proyecto utilizaré mi ordenador personal y mi casa como lugar de trabajo, por esto a la empresa se le cobrará una comisión y gastos en servicios.</w:t>
+        <w:t xml:space="preserve">Para desarrollar este proyecto utilizaré un ordenador personal y mi casa como lugar de trabajo, por esto a la empresa se le cobrará una comisión y gastos en servicios.</w:t>
       </w:r>
     </w:p>
     <w:p>
@@ -256,7 +256,7 @@
           <w:rtl w:val="0"/>
         </w:rPr>
         <w:tab/>
-        <w:t xml:space="preserve">Para empezar mi ordenador fue comprado hace tres años por un precio de 1169,85€. En la actualidad un ordenador con los mismos componentes está alrededor de 1915.32€ comprando todos los componentes en la misma tienda donde los compré en su momento. Esto debido a la subida de precio de las memorias RAM y disco duro.</w:t>
+        <w:t xml:space="preserve">Para empezar el ordenador fue comprado hace tres años por un precio de 1169,85€. En la actualidad un ordenador con los mismos componentes está alrededor de 1915.32€ comprando todos los componentes en la misma tienda donde los compré en su momento. Esto debido a la subida de precio de las memorias RAM y disco duro.</w:t>
       </w:r>
     </w:p>
     <w:p>
@@ -288,7 +288,7 @@
           <w:rtl w:val="0"/>
         </w:rPr>
         <w:tab/>
-        <w:t xml:space="preserve">También en el precio de mis equipos informáticos entran mis dos monitores con un coste de 255.90€, mis audífonos con un valor actual de 97.99€, mi teclado con un precio de 61.99€ en el mercado hoy en día y mi ratón con precio de 69.98€. La suma total de la inversión para equipos informáticos seria de 2.401,18 €.</w:t>
+        <w:t xml:space="preserve">También en el precio de mis equipos informáticos entran dos monitores con un coste de 255.90€, unos audífonos con un valor actual de 97.99€, un teclado con un precio de 61.99€ en el mercado hoy en día y un ratón con precio de 69.98€. La suma total de la inversión para equipos informáticos sería de 2.401,18 €.</w:t>
       </w:r>
     </w:p>
     <w:p>
@@ -2683,7 +2683,7 @@
                 <w:szCs w:val="28"/>
                 <w:rtl w:val="0"/>
               </w:rPr>
-              <w:t xml:space="preserve">Perdidas</w:t>
+              <w:t xml:space="preserve">Gastos</w:t>
             </w:r>
           </w:p>
         </w:tc>

--- a/doc/templates/Orzamento_PROXECTO_Ricardo_Santos_Ren.docx
+++ b/doc/templates/Orzamento_PROXECTO_Ricardo_Santos_Ren.docx
@@ -2683,7 +2683,7 @@
                 <w:szCs w:val="28"/>
                 <w:rtl w:val="0"/>
               </w:rPr>
-              <w:t xml:space="preserve">Gastos</w:t>
+              <w:t xml:space="preserve">Costes</w:t>
             </w:r>
           </w:p>
         </w:tc>
@@ -2877,7 +2877,7 @@
                 <w:szCs w:val="28"/>
                 <w:rtl w:val="0"/>
               </w:rPr>
-              <w:t xml:space="preserve">Total Perdidas</w:t>
+              <w:t xml:space="preserve">Total Costes</w:t>
             </w:r>
           </w:p>
         </w:tc>
@@ -2929,7 +2929,7 @@
                 <w:szCs w:val="28"/>
                 <w:rtl w:val="0"/>
               </w:rPr>
-              <w:t xml:space="preserve">Total de cuenta (Ganancias - Pérdidas )</w:t>
+              <w:t xml:space="preserve">Total de cuenta (Ganancias - Costes )</w:t>
             </w:r>
           </w:p>
         </w:tc>
